--- a/Day-6-API-Gateway.docx
+++ b/Day-6-API-Gateway.docx
@@ -41,7 +41,15 @@
     </w:p>
     <w:p>
       <w:r>
-        <w:t>That's like calling a hospital reception desk "a fancy door." Technically the request goes through it. But a LOT is happening before it reaches the other side.</w:t>
+        <w:t xml:space="preserve">That's like calling a hospital reception desk "a fancy door." Technically the request goes through it. But a LOT </w:t>
+      </w:r>
+      <w:proofErr w:type="gramStart"/>
+      <w:r>
+        <w:t>is happening</w:t>
+      </w:r>
+      <w:proofErr w:type="gramEnd"/>
+      <w:r>
+        <w:t xml:space="preserve"> before it reaches the other side.</w:t>
       </w:r>
     </w:p>
     <w:p>
@@ -51,7 +59,15 @@
     </w:p>
     <w:p>
       <w:r>
-        <w:t>It's the single entry point for all client traffic into your system. Every request from every client (mobile app, web app, third-party integration, internal service) goes through the gateway first.</w:t>
+        <w:t xml:space="preserve">It's the </w:t>
+      </w:r>
+      <w:proofErr w:type="gramStart"/>
+      <w:r>
+        <w:t>single entry</w:t>
+      </w:r>
+      <w:proofErr w:type="gramEnd"/>
+      <w:r>
+        <w:t xml:space="preserve"> point for all client traffic into your system. Every request from every client (mobile app, web app, third-party integration, internal service) goes through the gateway first.</w:t>
       </w:r>
     </w:p>
     <w:p>
@@ -102,7 +118,15 @@
     </w:p>
     <w:p>
       <w:r>
-        <w:t>The gateway centralises all of that into one layer. Your backend services do one thing: business logic. Nothing else. The gateway handles everything that happens before the request reaches them.</w:t>
+        <w:t xml:space="preserve">The gateway </w:t>
+      </w:r>
+      <w:proofErr w:type="spellStart"/>
+      <w:r>
+        <w:t>centralises</w:t>
+      </w:r>
+      <w:proofErr w:type="spellEnd"/>
+      <w:r>
+        <w:t xml:space="preserve"> all of that into one layer. Your backend services do one thing: business logic. Nothing else. The gateway handles everything that happens before the request reaches them.</w:t>
       </w:r>
     </w:p>
     <w:p>
@@ -119,7 +143,15 @@
       </w:pPr>
       <w:r>
         <w:lastRenderedPageBreak/>
-        <w:t xml:space="preserve">Let me break down what it actually does. </w:t>
+        <w:t xml:space="preserve">Let me break down what it </w:t>
+      </w:r>
+      <w:proofErr w:type="gramStart"/>
+      <w:r>
+        <w:t>actually does</w:t>
+      </w:r>
+      <w:proofErr w:type="gramEnd"/>
+      <w:r>
+        <w:t xml:space="preserve">. </w:t>
       </w:r>
       <w:r>
         <w:rPr>
@@ -141,9 +173,9 @@
           <w:noProof/>
         </w:rPr>
         <w:drawing>
-          <wp:inline distT="0" distB="0" distL="0" distR="0" wp14:anchorId="3F5E270C" wp14:editId="63EF66B5">
-            <wp:extent cx="5943600" cy="6663690"/>
-            <wp:effectExtent l="0" t="0" r="0" b="3810"/>
+          <wp:inline distT="0" distB="0" distL="0" distR="0" wp14:anchorId="3F5E270C" wp14:editId="1668F907">
+            <wp:extent cx="6443148" cy="7223760"/>
+            <wp:effectExtent l="0" t="0" r="0" b="0"/>
             <wp:docPr id="1862952788" name="Picture 5" descr="Image"/>
             <wp:cNvGraphicFramePr>
               <a:graphicFrameLocks xmlns:a="http://schemas.openxmlformats.org/drawingml/2006/main" noChangeAspect="1"/>
@@ -173,7 +205,7 @@
                   <pic:spPr bwMode="auto">
                     <a:xfrm>
                       <a:off x="0" y="0"/>
-                      <a:ext cx="5943600" cy="6663690"/>
+                      <a:ext cx="6448633" cy="7229910"/>
                     </a:xfrm>
                     <a:prstGeom prst="rect">
                       <a:avLst/>
@@ -219,8 +251,13 @@
     </w:p>
     <w:p>
       <w:r>
-        <w:t>1. Authentication and authorisation</w:t>
-      </w:r>
+        <w:t xml:space="preserve">1. Authentication and </w:t>
+      </w:r>
+      <w:proofErr w:type="spellStart"/>
+      <w:r>
+        <w:t>authorisation</w:t>
+      </w:r>
+      <w:proofErr w:type="spellEnd"/>
     </w:p>
     <w:p>
       <w:r>
@@ -257,17 +294,63 @@
     <w:p/>
     <w:p>
       <w:r>
-        <w:t>/api/users/ goes to the user service.</w:t>
-      </w:r>
-    </w:p>
-    <w:p>
-      <w:r>
-        <w:t>/api/orders/ goes to the order service.</w:t>
-      </w:r>
-    </w:p>
-    <w:p>
-      <w:r>
-        <w:t>/api/search/ goes to the search service.</w:t>
+        <w:t>/</w:t>
+      </w:r>
+      <w:proofErr w:type="spellStart"/>
+      <w:proofErr w:type="gramStart"/>
+      <w:r>
+        <w:t>api</w:t>
+      </w:r>
+      <w:proofErr w:type="spellEnd"/>
+      <w:proofErr w:type="gramEnd"/>
+      <w:r>
+        <w:t xml:space="preserve">/users/ </w:t>
+      </w:r>
+      <w:proofErr w:type="gramStart"/>
+      <w:r>
+        <w:t>goes</w:t>
+      </w:r>
+      <w:proofErr w:type="gramEnd"/>
+      <w:r>
+        <w:t xml:space="preserve"> to the user service.</w:t>
+      </w:r>
+    </w:p>
+    <w:p>
+      <w:r>
+        <w:t>/</w:t>
+      </w:r>
+      <w:proofErr w:type="spellStart"/>
+      <w:proofErr w:type="gramStart"/>
+      <w:r>
+        <w:t>api</w:t>
+      </w:r>
+      <w:proofErr w:type="spellEnd"/>
+      <w:proofErr w:type="gramEnd"/>
+      <w:r>
+        <w:t xml:space="preserve">/orders/ </w:t>
+      </w:r>
+      <w:proofErr w:type="gramStart"/>
+      <w:r>
+        <w:t>goes</w:t>
+      </w:r>
+      <w:proofErr w:type="gramEnd"/>
+      <w:r>
+        <w:t xml:space="preserve"> to the order service.</w:t>
+      </w:r>
+    </w:p>
+    <w:p>
+      <w:r>
+        <w:t>/</w:t>
+      </w:r>
+      <w:proofErr w:type="spellStart"/>
+      <w:proofErr w:type="gramStart"/>
+      <w:r>
+        <w:t>api</w:t>
+      </w:r>
+      <w:proofErr w:type="spellEnd"/>
+      <w:proofErr w:type="gramEnd"/>
+      <w:r>
+        <w:t>/search/ goes to the search service.</w:t>
       </w:r>
     </w:p>
     <w:p>
@@ -283,13 +366,37 @@
     </w:p>
     <w:p>
       <w:r>
-        <w:t>Your public API speaks REST (because browsers and mobile apps expect it). Your internal services speak gRPC (because it's faster for service-to-service calls). The gateway translates between them.</w:t>
+        <w:t xml:space="preserve">Your public API speaks REST (because browsers and mobile apps expect it). Your internal services speak </w:t>
+      </w:r>
+      <w:proofErr w:type="spellStart"/>
+      <w:r>
+        <w:t>gRPC</w:t>
+      </w:r>
+      <w:proofErr w:type="spellEnd"/>
+      <w:r>
+        <w:t xml:space="preserve"> (because it's faster for service-to-service calls). The gateway translates between them.</w:t>
       </w:r>
     </w:p>
     <w:p/>
     <w:p>
       <w:r>
-        <w:t>Client sends a REST request. Gateway converts it to a gRPC call to the internal service. Service responds in gRPC. Gateway converts it back to JSON and sends it to the client.</w:t>
+        <w:t xml:space="preserve">Client sends a REST request. Gateway converts it to a </w:t>
+      </w:r>
+      <w:proofErr w:type="spellStart"/>
+      <w:r>
+        <w:t>gRPC</w:t>
+      </w:r>
+      <w:proofErr w:type="spellEnd"/>
+      <w:r>
+        <w:t xml:space="preserve"> call to the internal service. Service responds in </w:t>
+      </w:r>
+      <w:proofErr w:type="spellStart"/>
+      <w:r>
+        <w:t>gRPC</w:t>
+      </w:r>
+      <w:proofErr w:type="spellEnd"/>
+      <w:r>
+        <w:t>. Gateway converts it back to JSON and sends it to the client.</w:t>
       </w:r>
     </w:p>
     <w:p>
@@ -305,7 +412,15 @@
     </w:p>
     <w:p>
       <w:r>
-        <w:t>If your /api/products endpoint returns the same data for every request, why forward it to the backend every time? The gateway can cache the response and serve it directly. We talked about this in the CDN thread (Day 2). The gateway is another caching layer between the CDN and your services.</w:t>
+        <w:t>If your /</w:t>
+      </w:r>
+      <w:proofErr w:type="spellStart"/>
+      <w:r>
+        <w:t>api</w:t>
+      </w:r>
+      <w:proofErr w:type="spellEnd"/>
+      <w:r>
+        <w:t>/products endpoint returns the same data for every request, why forward it to the backend every time? The gateway can cache the response and serve it directly. We talked about this in the CDN thread (Day 2). The gateway is another caching layer between the CDN and your services.</w:t>
       </w:r>
     </w:p>
     <w:p/>
@@ -316,7 +431,23 @@
     </w:p>
     <w:p>
       <w:r>
-        <w:t>Every request passes through the gateway. That makes it the perfect place to log everything. Request IDs, client info, latency, response codes, payload sizes. One place. One format. Complete visibility into what's hitting your system.</w:t>
+        <w:t xml:space="preserve">Every request </w:t>
+      </w:r>
+      <w:proofErr w:type="gramStart"/>
+      <w:r>
+        <w:t>passes</w:t>
+      </w:r>
+      <w:proofErr w:type="gramEnd"/>
+      <w:r>
+        <w:t xml:space="preserve"> through the gateway. That makes it the perfect place to </w:t>
+      </w:r>
+      <w:proofErr w:type="gramStart"/>
+      <w:r>
+        <w:t>log</w:t>
+      </w:r>
+      <w:proofErr w:type="gramEnd"/>
+      <w:r>
+        <w:t xml:space="preserve"> everything. Request IDs, client info, latency, response codes, payload sizes. One place. One format. Complete visibility into what's hitting your system.</w:t>
       </w:r>
     </w:p>
     <w:p/>
@@ -468,7 +599,15 @@
     </w:p>
     <w:p>
       <w:r>
-        <w:t>This is one of the most practical uses of an API gateway that most teams underutilise. Deploying without a canary is just hoping.</w:t>
+        <w:t xml:space="preserve">This is one of the most practical uses of an API gateway that most teams </w:t>
+      </w:r>
+      <w:proofErr w:type="spellStart"/>
+      <w:r>
+        <w:t>underutilise</w:t>
+      </w:r>
+      <w:proofErr w:type="spellEnd"/>
+      <w:r>
+        <w:t>. Deploying without a canary is just hoping.</w:t>
       </w:r>
     </w:p>
     <w:p/>
@@ -499,7 +638,15 @@
     </w:p>
     <w:p>
       <w:r>
-        <w:t>With a BFF (Backend for Frontend) pattern at the gateway: the client makes 1 call. The gateway fans out to all three services in parallel internally (fast data centre network), aggregates the responses, and returns a single payload to the client.</w:t>
+        <w:t xml:space="preserve">With a BFF (Backend for Frontend) pattern at the gateway: the client makes 1 call. The gateway fans out to all three services in parallel internally (fast data </w:t>
+      </w:r>
+      <w:proofErr w:type="spellStart"/>
+      <w:r>
+        <w:t>centre</w:t>
+      </w:r>
+      <w:proofErr w:type="spellEnd"/>
+      <w:r>
+        <w:t xml:space="preserve"> network), aggregates the responses, and returns a single payload to the client.</w:t>
       </w:r>
     </w:p>
     <w:p>
@@ -591,12 +738,28 @@
     </w:p>
     <w:p>
       <w:r>
-        <w:t>North-south means traffic coming IN from external clients to your system. The gateway sits at the edge. It handles auth, routing, rate limiting, protocol translation. It's the front door.</w:t>
-      </w:r>
-    </w:p>
-    <w:p>
-      <w:r>
-        <w:t>Every system with more than one backend service needs an API gateway. This is not optional at scale.</w:t>
+        <w:t>North-south means traffic coming IN from external clients to your system. The gateway sits at the edge. It handles auth, routing, rate limiting</w:t>
+      </w:r>
+      <w:proofErr w:type="gramStart"/>
+      <w:r>
+        <w:t>, protocol</w:t>
+      </w:r>
+      <w:proofErr w:type="gramEnd"/>
+      <w:r>
+        <w:t xml:space="preserve"> translation. It's the front door.</w:t>
+      </w:r>
+    </w:p>
+    <w:p>
+      <w:r>
+        <w:t xml:space="preserve">Every system with more than one backend service needs an API gateway. This is not </w:t>
+      </w:r>
+      <w:proofErr w:type="gramStart"/>
+      <w:r>
+        <w:t>optional at</w:t>
+      </w:r>
+      <w:proofErr w:type="gramEnd"/>
+      <w:r>
+        <w:t xml:space="preserve"> scale.</w:t>
       </w:r>
     </w:p>
     <w:p>
@@ -621,9 +784,51 @@
     </w:p>
     <w:p/>
     <w:p>
-      <w:r>
+      <w:pPr>
+        <w:rPr>
+          <w:b/>
+          <w:bCs/>
+        </w:rPr>
+      </w:pPr>
+      <w:r>
+        <w:rPr>
+          <w:b/>
+          <w:bCs/>
+        </w:rPr>
         <w:lastRenderedPageBreak/>
-        <w:t>A service mesh (Istio, Linkerd) adds a sidecar proxy to every service that handles mTLS (encryption between services), retries, circuit breaking, load balancing, and observability for internal calls.</w:t>
+        <w:t xml:space="preserve">A service mesh (Istio, </w:t>
+      </w:r>
+      <w:proofErr w:type="spellStart"/>
+      <w:r>
+        <w:rPr>
+          <w:b/>
+          <w:bCs/>
+        </w:rPr>
+        <w:t>Linkerd</w:t>
+      </w:r>
+      <w:proofErr w:type="spellEnd"/>
+      <w:r>
+        <w:rPr>
+          <w:b/>
+          <w:bCs/>
+        </w:rPr>
+        <w:t xml:space="preserve">) adds a sidecar proxy to every service that handles </w:t>
+      </w:r>
+      <w:proofErr w:type="spellStart"/>
+      <w:r>
+        <w:rPr>
+          <w:b/>
+          <w:bCs/>
+        </w:rPr>
+        <w:t>mTLS</w:t>
+      </w:r>
+      <w:proofErr w:type="spellEnd"/>
+      <w:r>
+        <w:rPr>
+          <w:b/>
+          <w:bCs/>
+        </w:rPr>
+        <w:t xml:space="preserve"> (encryption between services), retries, circuit breaking, load balancing, and observability for internal calls.</w:t>
       </w:r>
     </w:p>
     <w:p>
@@ -663,7 +868,15 @@
     </w:p>
     <w:p>
       <w:r>
-        <w:t>External client hits the API gateway (north-south). Gateway routes to the right service. That service calls other services through the service mesh (east-west). Two layers. Different concerns. Both important.</w:t>
+        <w:t xml:space="preserve">External client hits the API gateway (north-south). Gateway routes to the right service. That service calls other services through the service mesh (east-west). Two layers. Different concerns. Both </w:t>
+      </w:r>
+      <w:proofErr w:type="gramStart"/>
+      <w:r>
+        <w:t>important</w:t>
+      </w:r>
+      <w:proofErr w:type="gramEnd"/>
+      <w:r>
+        <w:t>.</w:t>
       </w:r>
     </w:p>
     <w:p>
@@ -739,7 +952,23 @@
     </w:p>
     <w:p>
       <w:r>
-        <w:t xml:space="preserve">1) Pick a gateway, not build one. Unless you're at massive scale with very specific needs, use an existing solution. Kong, AWS API Gateway, NGINX, Envoy, Traefik. </w:t>
+        <w:t xml:space="preserve">1) Pick a gateway, not build one. Unless </w:t>
+      </w:r>
+      <w:proofErr w:type="gramStart"/>
+      <w:r>
+        <w:t>you're at</w:t>
+      </w:r>
+      <w:proofErr w:type="gramEnd"/>
+      <w:r>
+        <w:t xml:space="preserve"> massive scale with very specific needs, use an existing solution. Kong, AWS API Gateway, NGINX, Envoy, </w:t>
+      </w:r>
+      <w:proofErr w:type="spellStart"/>
+      <w:r>
+        <w:t>Traefik</w:t>
+      </w:r>
+      <w:proofErr w:type="spellEnd"/>
+      <w:r>
+        <w:t xml:space="preserve">. </w:t>
       </w:r>
     </w:p>
     <w:p>
@@ -750,13 +979,29 @@
     <w:p/>
     <w:p>
       <w:r>
-        <w:t>2) Don't put business logic in the gateway. The gateway should handle cross-cutting concerns (auth, rate limiting, routing, logging). The moment you start putting order validation or pricing rules in the gateway, you've created a god service that every team depends on and nobody owns. Keep it thin.</w:t>
+        <w:t xml:space="preserve">2) Don't put business logic in the gateway. The gateway should handle cross-cutting concerns (auth, rate limiting, routing, logging). The moment you start putting order validation or pricing rules in the gateway, you've created a god service that every team depends </w:t>
+      </w:r>
+      <w:proofErr w:type="gramStart"/>
+      <w:r>
+        <w:t>on</w:t>
+      </w:r>
+      <w:proofErr w:type="gramEnd"/>
+      <w:r>
+        <w:t xml:space="preserve"> and nobody owns. Keep it thin.</w:t>
       </w:r>
     </w:p>
     <w:p/>
     <w:p>
       <w:r>
-        <w:t>3) Version your APIs from day one. /v1/users. Put it in the URL or the header. Either way, the gateway should route v1 and v2 independently. Your first breaking API change will happen sooner than you think. If you haven't versioned, that change becomes a coordination nightmare across every client.</w:t>
+        <w:t xml:space="preserve">3) </w:t>
+      </w:r>
+      <w:proofErr w:type="gramStart"/>
+      <w:r>
+        <w:t>Version</w:t>
+      </w:r>
+      <w:proofErr w:type="gramEnd"/>
+      <w:r>
+        <w:t xml:space="preserve"> your APIs from day one. /v1/users. Put it in the URL or the header. Either way, the gateway should route v1 and v2 independently. Your first breaking API change will happen sooner than you think. If you haven't versioned, that change becomes a coordination nightmare across every client.</w:t>
       </w:r>
     </w:p>
     <w:p>
@@ -792,7 +1037,15 @@
     </w:p>
     <w:p>
       <w:r>
-        <w:t>b) 2-5 services? A lightweight gateway (Kong, Traefik) gives you routing, auth, and rate limiting without much overhead.</w:t>
+        <w:t xml:space="preserve">b) 2-5 services? A lightweight gateway (Kong, </w:t>
+      </w:r>
+      <w:proofErr w:type="spellStart"/>
+      <w:r>
+        <w:t>Traefik</w:t>
+      </w:r>
+      <w:proofErr w:type="spellEnd"/>
+      <w:r>
+        <w:t>) gives you routing, auth, and rate limiting without much overhead.</w:t>
       </w:r>
     </w:p>
     <w:p>
@@ -1474,6 +1727,7 @@
   <w:style w:type="character" w:default="1" w:styleId="DefaultParagraphFont">
     <w:name w:val="Default Paragraph Font"/>
     <w:uiPriority w:val="1"/>
+    <w:semiHidden/>
     <w:unhideWhenUsed/>
   </w:style>
   <w:style w:type="table" w:default="1" w:styleId="TableNormal">
